--- a/sharp/2 Линейные алгоритмы.docx
+++ b/sharp/2 Линейные алгоритмы.docx
@@ -204,23 +204,7 @@
           <w:sz w:val="28"/>
           <w:szCs w:val="28"/>
         </w:rPr>
-        <w:t>Описанием объекта является класс, а сам объект представляет э</w:t>
-      </w:r>
-      <w:r>
-        <w:rPr>
-          <w:rFonts w:ascii="Times New Roman" w:hAnsi="Times New Roman"/>
-          <w:sz w:val="28"/>
-          <w:szCs w:val="28"/>
-        </w:rPr>
-        <w:t>к</w:t>
-      </w:r>
-      <w:r>
-        <w:rPr>
-          <w:rFonts w:ascii="Times New Roman" w:hAnsi="Times New Roman"/>
-          <w:sz w:val="28"/>
-          <w:szCs w:val="28"/>
-        </w:rPr>
-        <w:t>земпляр этого класса. Представьте себе человека как класс, где имя, возраст и другие характеристики являются атрибутами. Каждый человек является экземпляром этого класса и представляет собой уникальный объект с определёнными значениями атрибутов.</w:t>
+        <w:t>Описанием объекта является класс, а сам объект представляет экземпляр этого класса. Представьте себе человека как класс, где имя, возраст и другие характеристики являются атрибутами. Каждый человек является экземпляром этого класса и представляет собой уникальный объект с определёнными значениями атрибутов.</w:t>
       </w:r>
     </w:p>
     <w:p>
@@ -405,7 +389,6 @@
           <w:b/>
           <w:sz w:val="28"/>
           <w:szCs w:val="28"/>
-          <w:lang w:val="en-US"/>
         </w:rPr>
       </w:pPr>
     </w:p>
@@ -419,7 +402,6 @@
           <w:b/>
           <w:sz w:val="28"/>
           <w:szCs w:val="28"/>
-          <w:lang w:val="en-US"/>
         </w:rPr>
       </w:pPr>
     </w:p>
@@ -433,7 +415,6 @@
           <w:b/>
           <w:sz w:val="28"/>
           <w:szCs w:val="28"/>
-          <w:lang w:val="en-US"/>
         </w:rPr>
       </w:pPr>
     </w:p>
@@ -520,23 +501,7 @@
           <w:sz w:val="28"/>
           <w:szCs w:val="28"/>
         </w:rPr>
-        <w:t>, передавал их в свой метод и с помощью них в</w:t>
-      </w:r>
-      <w:r>
-        <w:rPr>
-          <w:rFonts w:ascii="Times New Roman" w:hAnsi="Times New Roman" w:cs="Times New Roman"/>
-          <w:sz w:val="28"/>
-          <w:szCs w:val="28"/>
-        </w:rPr>
-        <w:t>ы</w:t>
-      </w:r>
-      <w:r>
-        <w:rPr>
-          <w:rFonts w:ascii="Times New Roman" w:hAnsi="Times New Roman" w:cs="Times New Roman"/>
-          <w:sz w:val="28"/>
-          <w:szCs w:val="28"/>
-        </w:rPr>
-        <w:t>числял значение следующего выражения (по вариантам).</w:t>
+        <w:t>, передавал их в свой метод и с помощью них вычислял значение следующего выражения (по вариантам).</w:t>
       </w:r>
     </w:p>
     <w:tbl>
@@ -587,7 +552,7 @@
                 <v:shape id="_x0000_i1025" type="#_x0000_t75" style="width:133.25pt;height:58.05pt" o:ole="">
                   <v:imagedata r:id="rId7" o:title=""/>
                 </v:shape>
-                <o:OLEObject Type="Embed" ProgID="PBrush" ShapeID="_x0000_i1025" DrawAspect="Content" ObjectID="_1833460728" r:id="rId8"/>
+                <o:OLEObject Type="Embed" ProgID="PBrush" ShapeID="_x0000_i1025" DrawAspect="Content" ObjectID="_1835678982" r:id="rId8"/>
               </w:object>
             </w:r>
           </w:p>
@@ -797,7 +762,7 @@
                 <v:shape id="_x0000_i1026" type="#_x0000_t75" style="width:111.75pt;height:46.2pt" o:ole="">
                   <v:imagedata r:id="rId12" o:title=""/>
                 </v:shape>
-                <o:OLEObject Type="Embed" ProgID="PBrush" ShapeID="_x0000_i1026" DrawAspect="Content" ObjectID="_1833460729" r:id="rId13"/>
+                <o:OLEObject Type="Embed" ProgID="PBrush" ShapeID="_x0000_i1026" DrawAspect="Content" ObjectID="_1835678983" r:id="rId13"/>
               </w:object>
             </w:r>
           </w:p>
@@ -943,7 +908,7 @@
                 <v:shape id="_x0000_i1027" type="#_x0000_t75" style="width:96.7pt;height:47.3pt" o:ole="">
                   <v:imagedata r:id="rId16" o:title=""/>
                 </v:shape>
-                <o:OLEObject Type="Embed" ProgID="PBrush" ShapeID="_x0000_i1027" DrawAspect="Content" ObjectID="_1833460730" r:id="rId17"/>
+                <o:OLEObject Type="Embed" ProgID="PBrush" ShapeID="_x0000_i1027" DrawAspect="Content" ObjectID="_1835678984" r:id="rId17"/>
               </w:object>
             </w:r>
           </w:p>
@@ -973,7 +938,7 @@
                 <v:shape id="_x0000_i1028" type="#_x0000_t75" style="width:104.25pt;height:43pt" o:ole="">
                   <v:imagedata r:id="rId18" o:title=""/>
                 </v:shape>
-                <o:OLEObject Type="Embed" ProgID="PBrush" ShapeID="_x0000_i1028" DrawAspect="Content" ObjectID="_1833460731" r:id="rId19"/>
+                <o:OLEObject Type="Embed" ProgID="PBrush" ShapeID="_x0000_i1028" DrawAspect="Content" ObjectID="_1835678985" r:id="rId19"/>
               </w:object>
             </w:r>
           </w:p>
@@ -997,7 +962,7 @@
                 <v:shape id="_x0000_i1029" type="#_x0000_t75" style="width:157.95pt;height:36.55pt" o:ole="">
                   <v:imagedata r:id="rId20" o:title=""/>
                 </v:shape>
-                <o:OLEObject Type="Embed" ProgID="PBrush" ShapeID="_x0000_i1029" DrawAspect="Content" ObjectID="_1833460732" r:id="rId21"/>
+                <o:OLEObject Type="Embed" ProgID="PBrush" ShapeID="_x0000_i1029" DrawAspect="Content" ObjectID="_1835678986" r:id="rId21"/>
               </w:object>
             </w:r>
           </w:p>
@@ -1184,23 +1149,7 @@
           <w:sz w:val="28"/>
           <w:szCs w:val="28"/>
         </w:rPr>
-        <w:t>2) площадь равностороннего треугольника, периметр которого р</w:t>
-      </w:r>
-      <w:r>
-        <w:rPr>
-          <w:rFonts w:ascii="Times New Roman" w:hAnsi="Times New Roman" w:cs="Times New Roman"/>
-          <w:sz w:val="28"/>
-          <w:szCs w:val="28"/>
-        </w:rPr>
-        <w:t>а</w:t>
-      </w:r>
-      <w:r>
-        <w:rPr>
-          <w:rFonts w:ascii="Times New Roman" w:hAnsi="Times New Roman" w:cs="Times New Roman"/>
-          <w:sz w:val="28"/>
-          <w:szCs w:val="28"/>
-        </w:rPr>
-        <w:t xml:space="preserve">вен </w:t>
+        <w:t xml:space="preserve">2) площадь равностороннего треугольника, периметр которого равен </w:t>
       </w:r>
       <w:proofErr w:type="spellStart"/>
       <w:r>
@@ -1372,23 +1321,7 @@
           <w:sz w:val="28"/>
           <w:szCs w:val="28"/>
         </w:rPr>
-        <w:t>6) гипотенузу прямоугольного треугольника по двум данным к</w:t>
-      </w:r>
-      <w:r>
-        <w:rPr>
-          <w:rFonts w:ascii="Times New Roman" w:hAnsi="Times New Roman" w:cs="Times New Roman"/>
-          <w:sz w:val="28"/>
-          <w:szCs w:val="28"/>
-        </w:rPr>
-        <w:t>а</w:t>
-      </w:r>
-      <w:r>
-        <w:rPr>
-          <w:rFonts w:ascii="Times New Roman" w:hAnsi="Times New Roman" w:cs="Times New Roman"/>
-          <w:sz w:val="28"/>
-          <w:szCs w:val="28"/>
-        </w:rPr>
-        <w:t xml:space="preserve">тетам </w:t>
+        <w:t xml:space="preserve">6) гипотенузу прямоугольного треугольника по двум данным катетам </w:t>
       </w:r>
       <w:r>
         <w:rPr>
@@ -1591,7 +1524,6 @@
           <w:rFonts w:ascii="Times New Roman" w:hAnsi="Times New Roman" w:cs="Times New Roman"/>
           <w:sz w:val="28"/>
           <w:szCs w:val="28"/>
-          <w:lang w:val="en-US"/>
         </w:rPr>
       </w:pPr>
     </w:p>
@@ -1607,7 +1539,6 @@
           <w:rFonts w:ascii="Times New Roman" w:hAnsi="Times New Roman" w:cs="Times New Roman"/>
           <w:sz w:val="28"/>
           <w:szCs w:val="28"/>
-          <w:lang w:val="en-US"/>
         </w:rPr>
       </w:pPr>
     </w:p>
@@ -1697,25 +1628,7 @@
           <w:sz w:val="28"/>
           <w:szCs w:val="28"/>
         </w:rPr>
-        <w:t>(по вариа</w:t>
-      </w:r>
-      <w:r>
-        <w:rPr>
-          <w:rFonts w:ascii="Times New Roman" w:hAnsi="Times New Roman" w:cs="Times New Roman"/>
-          <w:i/>
-          <w:sz w:val="28"/>
-          <w:szCs w:val="28"/>
-        </w:rPr>
-        <w:t>н</w:t>
-      </w:r>
-      <w:r>
-        <w:rPr>
-          <w:rFonts w:ascii="Times New Roman" w:hAnsi="Times New Roman" w:cs="Times New Roman"/>
-          <w:i/>
-          <w:sz w:val="28"/>
-          <w:szCs w:val="28"/>
-        </w:rPr>
-        <w:t>там)</w:t>
+        <w:t>(по вариантам)</w:t>
       </w:r>
       <w:r>
         <w:rPr>
@@ -1734,25 +1647,7 @@
           <w:sz w:val="28"/>
           <w:szCs w:val="28"/>
         </w:rPr>
-        <w:t>При решении задачи используйте фун</w:t>
-      </w:r>
-      <w:r>
-        <w:rPr>
-          <w:rFonts w:ascii="Times New Roman" w:hAnsi="Times New Roman" w:cs="Times New Roman"/>
-          <w:i/>
-          <w:sz w:val="28"/>
-          <w:szCs w:val="28"/>
-        </w:rPr>
-        <w:t>к</w:t>
-      </w:r>
-      <w:r>
-        <w:rPr>
-          <w:rFonts w:ascii="Times New Roman" w:hAnsi="Times New Roman" w:cs="Times New Roman"/>
-          <w:i/>
-          <w:sz w:val="28"/>
-          <w:szCs w:val="28"/>
-        </w:rPr>
-        <w:t xml:space="preserve">ционал </w:t>
+        <w:t xml:space="preserve">При решении задачи используйте функционал </w:t>
       </w:r>
       <w:proofErr w:type="spellStart"/>
       <w:r>
@@ -4258,6 +4153,16 @@
           <w:szCs w:val="28"/>
           <w:u w:val="single"/>
         </w:rPr>
+        <w:t xml:space="preserve">Дополнительно: </w:t>
+      </w:r>
+      <w:r>
+        <w:rPr>
+          <w:rFonts w:ascii="Times New Roman" w:hAnsi="Times New Roman" w:cs="Times New Roman"/>
+          <w:b/>
+          <w:sz w:val="28"/>
+          <w:szCs w:val="28"/>
+          <w:u w:val="single"/>
+        </w:rPr>
         <w:t xml:space="preserve">Задание </w:t>
       </w:r>
       <w:r>
@@ -4267,7 +4172,6 @@
           <w:sz w:val="28"/>
           <w:szCs w:val="28"/>
           <w:u w:val="single"/>
-          <w:lang w:val="en-US"/>
         </w:rPr>
         <w:t>4</w:t>
       </w:r>
@@ -4451,23 +4355,7 @@
           <w:sz w:val="28"/>
           <w:szCs w:val="28"/>
         </w:rPr>
-        <w:t>5) Добавить с определенной пользователем позиции введенную польз</w:t>
-      </w:r>
-      <w:r>
-        <w:rPr>
-          <w:rFonts w:ascii="Times New Roman" w:hAnsi="Times New Roman"/>
-          <w:sz w:val="28"/>
-          <w:szCs w:val="28"/>
-        </w:rPr>
-        <w:t>о</w:t>
-      </w:r>
-      <w:r>
-        <w:rPr>
-          <w:rFonts w:ascii="Times New Roman" w:hAnsi="Times New Roman"/>
-          <w:sz w:val="28"/>
-          <w:szCs w:val="28"/>
-        </w:rPr>
-        <w:t>вателем подстроку.</w:t>
+        <w:t>5) Добавить с определенной пользователем позиции введенную пользователем подстроку.</w:t>
       </w:r>
     </w:p>
     <w:p>
